--- a/docassemble/ImmigrationCourtEnteringRepresentation/data/templates/form_eoir28_omb11250006_next_steps.docx
+++ b/docassemble/ImmigrationCourtEnteringRepresentation/data/templates/form_eoir28_omb11250006_next_steps.docx
@@ -1,6 +1,6 @@
 
 <file path=word/document.xml><?xml version="1.0" encoding="utf-8"?>
-<w:document xmlns:wpc="http://schemas.microsoft.com/office/word/2010/wordprocessingCanvas" xmlns:cx="http://schemas.microsoft.com/office/drawing/2014/chartex" xmlns:cx1="http://schemas.microsoft.com/office/drawing/2015/9/8/chartex" xmlns:cx2="http://schemas.microsoft.com/office/drawing/2015/10/21/chartex" xmlns:cx3="http://schemas.microsoft.com/office/drawing/2016/5/9/chartex" xmlns:cx4="http://schemas.microsoft.com/office/drawing/2016/5/10/chartex" xmlns:cx5="http://schemas.microsoft.com/office/drawing/2016/5/11/chartex" xmlns:cx6="http://schemas.microsoft.com/office/drawing/2016/5/12/chartex" xmlns:cx7="http://schemas.microsoft.com/office/drawing/2016/5/13/chartex" xmlns:cx8="http://schemas.microsoft.com/office/drawing/2016/5/14/chartex" xmlns:mc="http://schemas.openxmlformats.org/markup-compatibility/2006" xmlns:aink="http://schemas.microsoft.com/office/drawing/2016/ink" xmlns:am3d="http://schemas.microsoft.com/office/drawing/2017/model3d" xmlns:o="urn:schemas-microsoft-com:office:office" xmlns:r="http://schemas.openxmlformats.org/officeDocument/2006/relationships" xmlns:m="http://schemas.openxmlformats.org/officeDocument/2006/math" xmlns:v="urn:schemas-microsoft-com:vml" xmlns:wp14="http://schemas.microsoft.com/office/word/2010/wordprocessingDrawing" xmlns:wp="http://schemas.openxmlformats.org/drawingml/2006/wordprocessingDrawing" xmlns:w10="urn:schemas-microsoft-com:office:word" xmlns:w="http://schemas.openxmlformats.org/wordprocessingml/2006/main" xmlns:w14="http://schemas.microsoft.com/office/word/2010/wordml" xmlns:w15="http://schemas.microsoft.com/office/word/2012/wordml" xmlns:w16cid="http://schemas.microsoft.com/office/word/2016/wordml/cid" xmlns:w16se="http://schemas.microsoft.com/office/word/2015/wordml/symex" xmlns:wpg="http://schemas.microsoft.com/office/word/2010/wordprocessingGroup" xmlns:wpi="http://schemas.microsoft.com/office/word/2010/wordprocessingInk" xmlns:wne="http://schemas.microsoft.com/office/word/2006/wordml" xmlns:wps="http://schemas.microsoft.com/office/word/2010/wordprocessingShape" mc:Ignorable="w14 w15 w16se w16cid wp14">
+<w:document xmlns:wpc="http://schemas.microsoft.com/office/word/2010/wordprocessingCanvas" xmlns:cx="http://schemas.microsoft.com/office/drawing/2014/chartex" xmlns:cx1="http://schemas.microsoft.com/office/drawing/2015/9/8/chartex" xmlns:cx2="http://schemas.microsoft.com/office/drawing/2015/10/21/chartex" xmlns:cx3="http://schemas.microsoft.com/office/drawing/2016/5/9/chartex" xmlns:cx4="http://schemas.microsoft.com/office/drawing/2016/5/10/chartex" xmlns:cx5="http://schemas.microsoft.com/office/drawing/2016/5/11/chartex" xmlns:cx6="http://schemas.microsoft.com/office/drawing/2016/5/12/chartex" xmlns:cx7="http://schemas.microsoft.com/office/drawing/2016/5/13/chartex" xmlns:cx8="http://schemas.microsoft.com/office/drawing/2016/5/14/chartex" xmlns:mc="http://schemas.openxmlformats.org/markup-compatibility/2006" xmlns:aink="http://schemas.microsoft.com/office/drawing/2016/ink" xmlns:am3d="http://schemas.microsoft.com/office/drawing/2017/model3d" xmlns:o="urn:schemas-microsoft-com:office:office" xmlns:oel="http://schemas.microsoft.com/office/2019/extlst" xmlns:r="http://schemas.openxmlformats.org/officeDocument/2006/relationships" xmlns:m="http://schemas.openxmlformats.org/officeDocument/2006/math" xmlns:v="urn:schemas-microsoft-com:vml" xmlns:wp14="http://schemas.microsoft.com/office/word/2010/wordprocessingDrawing" xmlns:wp="http://schemas.openxmlformats.org/drawingml/2006/wordprocessingDrawing" xmlns:w10="urn:schemas-microsoft-com:office:word" xmlns:w="http://schemas.openxmlformats.org/wordprocessingml/2006/main" xmlns:w14="http://schemas.microsoft.com/office/word/2010/wordml" xmlns:w15="http://schemas.microsoft.com/office/word/2012/wordml" xmlns:w16cex="http://schemas.microsoft.com/office/word/2018/wordml/cex" xmlns:w16cid="http://schemas.microsoft.com/office/word/2016/wordml/cid" xmlns:w16="http://schemas.microsoft.com/office/word/2018/wordml" xmlns:w16du="http://schemas.microsoft.com/office/word/2023/wordml/word16du" xmlns:w16sdtdh="http://schemas.microsoft.com/office/word/2020/wordml/sdtdatahash" xmlns:w16sdtfl="http://schemas.microsoft.com/office/word/2024/wordml/sdtformatlock" xmlns:w16se="http://schemas.microsoft.com/office/word/2015/wordml/symex" xmlns:wpg="http://schemas.microsoft.com/office/word/2010/wordprocessingGroup" xmlns:wpi="http://schemas.microsoft.com/office/word/2010/wordprocessingInk" xmlns:wne="http://schemas.microsoft.com/office/word/2006/wordml" xmlns:wps="http://schemas.microsoft.com/office/word/2010/wordprocessingShape" mc:Ignorable="w14 w15 w16se w16cid w16 w16cex w16sdtdh w16sdtfl w16du wp14">
   <w:background w:color="FFFFFF"/>
   <w:body>
     <w:tbl>
@@ -30,13 +30,11 @@
               <w:spacing w:after="0"/>
               <w:jc w:val="center"/>
             </w:pPr>
-            <w:bookmarkStart w:id="0" w:name="_GoBack"/>
-            <w:bookmarkEnd w:id="0"/>
             <w:r>
               <w:rPr>
                 <w:color w:val="FFFFFF" w:themeColor="background1"/>
               </w:rPr>
-              <w:t xml:space="preserve">File a Notice of Entry of Appearance of Attorney or Representative Before the Immigration Court</w:t>
+              <w:t>File a Notice of Entry of Appearance of Attorney or Representative Before the Immigration Court</w:t>
             </w:r>
           </w:p>
         </w:tc>
@@ -52,100 +50,19 @@
     </w:p>
     <w:p>
       <w:r>
-        <w:t xml:space="preserve">Congratulations </w:t>
-      </w:r>
-      <w:r>
-        <w:t>{{</w:t>
-      </w:r>
-      <w:r>
-        <w:t xml:space="preserve"> users </w:t>
-      </w:r>
-      <w:r>
-        <w:t xml:space="preserve">}}</w:t>
-      </w:r>
-      <w:r>
-        <w:t xml:space="preserve">! You have finished all the forms you need to File a Notice of Entry of Appearance of Attorney or Representative Before the Immigration Court. The rest of the pages in this packet are your</w:t>
-      </w:r>
-      <w:r>
-        <w:t xml:space="preserve"> [answer/motion] </w:t>
-      </w:r>
-      <w:r>
-        <w:t xml:space="preserve"> </w:t>
-      </w:r>
-      <w:r>
-        <w:t>{%</w:t>
-      </w:r>
-      <w:r>
-        <w:t xml:space="preserve"> if other_parties.number() </w:t>
-      </w:r>
-      <w:r>
-        <w:t>%}</w:t>
-      </w:r>
-      <w:r>
-        <w:rPr>
-          <w:b/>
-        </w:rPr>
-        <w:t xml:space="preserve"> </w:t>
-      </w:r>
-      <w:r>
-        <w:t>in</w:t>
-      </w:r>
-      <w:r>
-        <w:rPr>
-          <w:b/>
-        </w:rPr>
-        <w:t xml:space="preserve"> </w:t>
-      </w:r>
-      <w:r>
-        <w:rPr>
-          <w:b/>
-        </w:rPr>
-        <w:t>{{</w:t>
-      </w:r>
-      <w:r>
-        <w:rPr>
-          <w:b/>
-        </w:rPr>
-        <w:t xml:space="preserve"> users </w:t>
-      </w:r>
-      <w:r>
-        <w:rPr>
-          <w:b/>
-        </w:rPr>
-        <w:t>}}</w:t>
-      </w:r>
-      <w:r>
-        <w:rPr>
-          <w:b/>
-        </w:rPr>
-        <w:t xml:space="preserve"> v </w:t>
-      </w:r>
-      <w:r>
-        <w:rPr>
-          <w:b/>
-        </w:rPr>
-        <w:t>{{</w:t>
-      </w:r>
-      <w:r>
-        <w:rPr>
-          <w:b/>
-        </w:rPr>
-        <w:t xml:space="preserve"> other_parties </w:t>
-      </w:r>
-      <w:r>
-        <w:rPr>
-          <w:b/>
-        </w:rPr>
-        <w:t>}}{%</w:t>
-      </w:r>
-      <w:r>
-        <w:t xml:space="preserve"> endif </w:t>
-      </w:r>
-      <w:r>
-        <w:t>%}</w:t>
-      </w:r>
-      <w:r>
-        <w:t>.</w:t>
+        <w:t xml:space="preserve">Congratulations! You have finished </w:t>
+      </w:r>
+      <w:r>
+        <w:t xml:space="preserve">form </w:t>
+      </w:r>
+      <w:r>
+        <w:t>OMB#1125-0006</w:t>
+      </w:r>
+      <w:r>
+        <w:t xml:space="preserve">, which will allow you to file a </w:t>
+      </w:r>
+      <w:r>
+        <w:t>Notice of Entry of Appearance of Attorney or Representative Before the Immigration Court.</w:t>
       </w:r>
     </w:p>
     <w:p/>
@@ -166,8 +83,8 @@
       <w:pPr>
         <w:pStyle w:val="Heading2"/>
       </w:pPr>
-      <w:bookmarkStart w:id="1" w:name="_yntzxzfdh9ya"/>
-      <w:bookmarkEnd w:id="1"/>
+      <w:bookmarkStart w:id="0" w:name="_yntzxzfdh9ya"/>
+      <w:bookmarkEnd w:id="0"/>
       <w:r>
         <w:t>Next steps</w:t>
       </w:r>
@@ -199,7 +116,10 @@
         <w:t xml:space="preserve">File this </w:t>
       </w:r>
       <w:r>
-        <w:t xml:space="preserve">answer/motion </w:t>
+        <w:t>notice</w:t>
+      </w:r>
+      <w:r>
+        <w:t xml:space="preserve"> </w:t>
       </w:r>
       <w:r>
         <w:t xml:space="preserve">with the court </w:t>
@@ -214,75 +134,8 @@
         </w:rPr>
         <w:t>now.</w:t>
       </w:r>
-    </w:p>
-    <w:p>
-      <w:pPr>
-        <w:pStyle w:val="ListParagraph"/>
-        <w:numPr>
-          <w:ilvl w:val="0"/>
-          <w:numId w:val="1"/>
-        </w:numPr>
-        <w:snapToGrid w:val="0"/>
-        <w:rPr>
-          <w14:textOutline w14:w="9525" w14:cap="rnd" w14:cmpd="sng" w14:algn="ctr">
-            <w14:noFill/>
-            <w14:prstDash w14:val="solid"/>
-            <w14:bevel/>
-          </w14:textOutline>
-        </w:rPr>
-      </w:pPr>
-      <w:bookmarkStart w:id="2" w:name="_4szgtqe6ov1h"/>
-      <w:bookmarkEnd w:id="2"/>
-      <w:r>
-        <w:rPr>
-          <w14:textOutline w14:w="9525" w14:cap="rnd" w14:cmpd="sng" w14:algn="ctr">
-            <w14:noFill/>
-            <w14:prstDash w14:val="solid"/>
-            <w14:bevel/>
-          </w14:textOutline>
-        </w:rPr>
-        <w:t xml:space="preserve">Deliver a copy to </w:t>
-      </w:r>
-      <w:r>
-        <w:rPr>
-          <w14:textOutline w14:w="9525" w14:cap="rnd" w14:cmpd="sng" w14:algn="ctr">
-            <w14:noFill/>
-            <w14:prstDash w14:val="solid"/>
-            <w14:bevel/>
-          </w14:textOutline>
-        </w:rPr>
-        <w:t>{{</w:t>
-      </w:r>
-      <w:r>
-        <w:rPr>
-          <w14:textOutline w14:w="9525" w14:cap="rnd" w14:cmpd="sng" w14:algn="ctr">
-            <w14:noFill/>
-            <w14:prstDash w14:val="solid"/>
-            <w14:bevel/>
-          </w14:textOutline>
-        </w:rPr>
-        <w:t xml:space="preserve"> showifdef('other_parties[0]') </w:t>
-      </w:r>
-      <w:r>
-        <w:rPr>
-          <w14:textOutline w14:w="9525" w14:cap="rnd" w14:cmpd="sng" w14:algn="ctr">
-            <w14:noFill/>
-            <w14:prstDash w14:val="solid"/>
-            <w14:bevel/>
-          </w14:textOutline>
-        </w:rPr>
-        <w:t>}}</w:t>
-      </w:r>
-      <w:r>
-        <w:rPr>
-          <w14:textOutline w14:w="9525" w14:cap="rnd" w14:cmpd="sng" w14:algn="ctr">
-            <w14:noFill/>
-            <w14:prstDash w14:val="solid"/>
-            <w14:bevel/>
-          </w14:textOutline>
-        </w:rPr>
-        <w:t xml:space="preserve"> or their attorney.</w:t>
-      </w:r>
+      <w:bookmarkStart w:id="1" w:name="_4szgtqe6ov1h"/>
+      <w:bookmarkEnd w:id="1"/>
     </w:p>
     <w:p>
       <w:pPr>
@@ -366,10 +219,7 @@
             <w14:bevel/>
           </w14:textOutline>
         </w:rPr>
-        <w:t xml:space="preserve">If the judge decides to grant your </w:t>
-      </w:r>
-      <w:r>
-        <w:t xml:space="preserve">[motion/request]</w:t>
+        <w:t>If your notification is accepted</w:t>
       </w:r>
       <w:r>
         <w:rPr>
@@ -379,18 +229,9 @@
             <w14:bevel/>
           </w14:textOutline>
         </w:rPr>
-        <w:t>:.</w:t>
-      </w:r>
-      <w:proofErr w:type="gramEnd"/>
-    </w:p>
-    <w:p>
-      <w:pPr>
-        <w:pStyle w:val="ListParagraph"/>
-        <w:numPr>
-          <w:ilvl w:val="0"/>
-          <w:numId w:val="1"/>
-        </w:numPr>
-        <w:snapToGrid w:val="0"/>
+        <w:t>:</w:t>
+      </w:r>
+      <w:r>
         <w:rPr>
           <w14:textOutline w14:w="9525" w14:cap="rnd" w14:cmpd="sng" w14:algn="ctr">
             <w14:noFill/>
@@ -398,7 +239,8 @@
             <w14:bevel/>
           </w14:textOutline>
         </w:rPr>
-      </w:pPr>
+        <w:t xml:space="preserve"> review the underlying case documents for any necessary steps</w:t>
+      </w:r>
       <w:r>
         <w:rPr>
           <w14:textOutline w14:w="9525" w14:cap="rnd" w14:cmpd="sng" w14:algn="ctr">
@@ -407,7 +249,7 @@
             <w14:bevel/>
           </w14:textOutline>
         </w:rPr>
-        <w:t>Check the order when you get it to make sure it is correct.</w:t>
+        <w:t>.</w:t>
       </w:r>
     </w:p>
     <w:p>
@@ -415,7 +257,13 @@
         <w:pStyle w:val="Heading2"/>
       </w:pPr>
       <w:r>
-        <w:t>To file your [answer/motion] right away</w:t>
+        <w:t xml:space="preserve">To file your </w:t>
+      </w:r>
+      <w:r>
+        <w:t>notice</w:t>
+      </w:r>
+      <w:r>
+        <w:t xml:space="preserve"> right away</w:t>
       </w:r>
     </w:p>
     <w:p>
@@ -427,7 +275,13 @@
         </w:numPr>
       </w:pPr>
       <w:r>
-        <w:t xml:space="preserve">Look over the forms below, one more time. Make sure everything is correct. </w:t>
+        <w:t xml:space="preserve">Look over the </w:t>
+      </w:r>
+      <w:r>
+        <w:t xml:space="preserve">attached </w:t>
+      </w:r>
+      <w:r>
+        <w:t xml:space="preserve">forms, one more time. Make sure everything is correct. </w:t>
       </w:r>
     </w:p>
     <w:p>
@@ -442,25 +296,7 @@
         <w:t xml:space="preserve">Call the </w:t>
       </w:r>
       <w:r>
-        <w:t>{{</w:t>
-      </w:r>
-      <w:r>
-        <w:t xml:space="preserve"> trial_court </w:t>
-      </w:r>
-      <w:r>
-        <w:t>}}</w:t>
-      </w:r>
-      <w:r>
-        <w:t xml:space="preserve"> </w:t>
-      </w:r>
-      <w:r>
-        <w:t xml:space="preserve">{{ </w:t>
-      </w:r>
-      <w:r>
-        <w:t xml:space="preserve">showifdef('trial_court.phone_number') </w:t>
-      </w:r>
-      <w:r>
-        <w:t>}}</w:t>
+        <w:t>relevant Immigration Court</w:t>
       </w:r>
       <w:r>
         <w:t xml:space="preserve"> to find out how they want you to send your forms to them.</w:t>
@@ -476,150 +312,76 @@
         <w:suppressAutoHyphens w:val="0"/>
       </w:pPr>
       <w:r>
-        <w:t>{%p</w:t>
-      </w:r>
-      <w:r>
-        <w:t xml:space="preserve"> if defined('trial_court.address.address') </w:t>
-      </w:r>
-      <w:r>
-        <w:t>%}</w:t>
-      </w:r>
-      <w:r>
-        <w:t xml:space="preserve"> The address of your court, if you need it, is: </w:t>
-      </w:r>
-      <w:bookmarkStart w:id="3" w:name="_ayzduvo09uaz"/>
-      <w:bookmarkEnd w:id="3"/>
-      <w:r>
-        <w:br/>
-      </w:r>
-      <w:r>
-        <w:t xml:space="preserve">{{ </w:t>
-      </w:r>
-      <w:r>
-        <w:t xml:space="preserve">trial_court.address.on_one_line() </w:t>
-      </w:r>
-      <w:r>
-        <w:t>}}</w:t>
-      </w:r>
-      <w:r>
-        <w:t>.</w:t>
+        <w:t>Otherwise, th</w:t>
+      </w:r>
+      <w:r>
+        <w:t xml:space="preserve">is form may be filed on the </w:t>
+      </w:r>
+      <w:hyperlink r:id="rId7" w:history="1">
+        <w:r>
+          <w:rPr>
+            <w:rStyle w:val="Hyperlink"/>
+          </w:rPr>
+          <w:t>ECAS Case Portal</w:t>
+        </w:r>
+      </w:hyperlink>
+      <w:r>
+        <w:t xml:space="preserve"> by registered users: </w:t>
       </w:r>
     </w:p>
     <w:p>
       <w:pPr>
-        <w:pStyle w:val="NumberedList"/>
+        <w:pStyle w:val="Heading2"/>
+      </w:pPr>
+      <w:r>
+        <w:t xml:space="preserve">What </w:t>
+      </w:r>
+      <w:r>
+        <w:t>will be the effect of this notice</w:t>
+      </w:r>
+      <w:r>
+        <w:t>?</w:t>
+      </w:r>
+    </w:p>
+    <w:p>
+      <w:pPr>
+        <w:pStyle w:val="ListParagraph"/>
         <w:numPr>
           <w:ilvl w:val="0"/>
-          <w:numId w:val="7"/>
+          <w:numId w:val="11"/>
         </w:numPr>
-        <w:suppressAutoHyphens w:val="0"/>
-      </w:pPr>
-      <w:r>
-        <w:t xml:space="preserve">{%p </w:t>
-      </w:r>
-      <w:r>
-        <w:t xml:space="preserve">endif </w:t>
-      </w:r>
-      <w:r>
-        <w:t>%}</w:t>
+        <w:contextualSpacing w:val="0"/>
+      </w:pPr>
+      <w:r>
+        <w:t xml:space="preserve">The purpose of Form EOIR-28 is to establish a formal record of an attorney's or representative's entry of appearance before the Immigration Court. </w:t>
       </w:r>
     </w:p>
     <w:p>
       <w:pPr>
-        <w:pStyle w:val="NumberedList"/>
-      </w:pPr>
+        <w:pStyle w:val="ListParagraph"/>
+        <w:numPr>
+          <w:ilvl w:val="0"/>
+          <w:numId w:val="11"/>
+        </w:numPr>
+        <w:contextualSpacing w:val="0"/>
+      </w:pPr>
+      <w:r>
+        <w:t xml:space="preserve">By submitting this form, attorneys and representatives notify the court of their representation, ensuring that they are included in relevant proceedings and communications. </w:t>
+      </w:r>
     </w:p>
     <w:p>
       <w:pPr>
-        <w:pStyle w:val="Heading2"/>
-      </w:pPr>
-      <w:r>
-        <w:t>What happens in the hearing?</w:t>
+        <w:pStyle w:val="ListParagraph"/>
+        <w:numPr>
+          <w:ilvl w:val="0"/>
+          <w:numId w:val="11"/>
+        </w:numPr>
+        <w:contextualSpacing w:val="0"/>
+      </w:pPr>
+      <w:r>
+        <w:t>The form also helps the court maintain accurate records of all individuals appearing before it and enables effective communication between attorneys, representatives, and the Immigration Court.</w:t>
       </w:r>
     </w:p>
-    <w:p>
-      <w:r>
-        <w:t>The judge reads the complaint and the evidence. They may ask you questions.</w:t>
-      </w:r>
-    </w:p>
-    <w:p>
-      <w:r>
-        <w:rPr>
-          <w:b/>
-        </w:rPr>
-        <w:t xml:space="preserve">Tell</w:t>
-      </w:r>
-      <w:r>
-        <w:t xml:space="preserve"> the judge why you need a Form EOIR-28, OMB#1125-0006. Talk about the facts that you wrote in your </w:t>
-      </w:r>
-      <w:r>
-        <w:t xml:space="preserve">answer/motion</w:t>
-      </w:r>
-      <w:r>
-        <w:t xml:space="preserve">. Tell the judge about any evidence that you have.</w:t>
-      </w:r>
-    </w:p>
-    <w:p/>
-    <w:p>
-      <w:pPr>
-        <w:pStyle w:val="Heading2"/>
-      </w:pPr>
-      <w:bookmarkStart w:id="4" w:name="_7jbtnvplu76"/>
-      <w:bookmarkEnd w:id="4"/>
-      <w:r>
-        <w:t>What can the judge do?</w:t>
-      </w:r>
-    </w:p>
-    <w:p>
-      <w:r>
-        <w:t xml:space="preserve">At the hearing the judge can:</w:t>
-      </w:r>
-    </w:p>
-    <w:p>
-      <w:pPr>
-        <w:pStyle w:val="Heading2"/>
-      </w:pPr>
-      <w:r>
-        <w:t>What happens if the judge makes the order?</w:t>
-      </w:r>
-    </w:p>
-    <w:p>
-      <w:r>
-        <w:t xml:space="preserve">If the judge decides to grant your order, they:</w:t>
-      </w:r>
-    </w:p>
-    <w:p>
-      <w:pPr>
-        <w:rPr>
-          <w:b/>
-        </w:rPr>
-      </w:pPr>
-    </w:p>
-    <w:p>
-      <w:r>
-        <w:rPr>
-          <w:b/>
-        </w:rPr>
-        <w:t xml:space="preserve">Read </w:t>
-      </w:r>
-      <w:r>
-        <w:t>the order as soon as you get it. Call the court to fix any mistakes. You may need to go back in front of the judge to get the order corrected.</w:t>
-      </w:r>
-      <w:bookmarkStart w:id="5" w:name="_jpvqkqfibwqh"/>
-      <w:bookmarkStart w:id="6" w:name="_wjzvjugefec1"/>
-      <w:bookmarkEnd w:id="5"/>
-      <w:bookmarkEnd w:id="6"/>
-    </w:p>
-    <w:p>
-      <w:pPr>
-        <w:pStyle w:val="Heading2"/>
-        <w:keepNext/>
-      </w:pPr>
-      <w:r>
-        <w:t xml:space="preserve">Learn more</w:t>
-      </w:r>
-    </w:p>
-    <w:p/>
     <w:sectPr>
       <w:type w:val="continuous"/>
       <w:pgSz w:w="12240" w:h="15840"/>
@@ -633,7 +395,7 @@
 </file>
 
 <file path=word/endnotes.xml><?xml version="1.0" encoding="utf-8"?>
-<w:endnotes xmlns:wpc="http://schemas.microsoft.com/office/word/2010/wordprocessingCanvas" xmlns:cx="http://schemas.microsoft.com/office/drawing/2014/chartex" xmlns:cx1="http://schemas.microsoft.com/office/drawing/2015/9/8/chartex" xmlns:cx2="http://schemas.microsoft.com/office/drawing/2015/10/21/chartex" xmlns:cx3="http://schemas.microsoft.com/office/drawing/2016/5/9/chartex" xmlns:cx4="http://schemas.microsoft.com/office/drawing/2016/5/10/chartex" xmlns:cx5="http://schemas.microsoft.com/office/drawing/2016/5/11/chartex" xmlns:cx6="http://schemas.microsoft.com/office/drawing/2016/5/12/chartex" xmlns:cx7="http://schemas.microsoft.com/office/drawing/2016/5/13/chartex" xmlns:cx8="http://schemas.microsoft.com/office/drawing/2016/5/14/chartex" xmlns:mc="http://schemas.openxmlformats.org/markup-compatibility/2006" xmlns:aink="http://schemas.microsoft.com/office/drawing/2016/ink" xmlns:am3d="http://schemas.microsoft.com/office/drawing/2017/model3d" xmlns:o="urn:schemas-microsoft-com:office:office" xmlns:r="http://schemas.openxmlformats.org/officeDocument/2006/relationships" xmlns:m="http://schemas.openxmlformats.org/officeDocument/2006/math" xmlns:v="urn:schemas-microsoft-com:vml" xmlns:wp14="http://schemas.microsoft.com/office/word/2010/wordprocessingDrawing" xmlns:wp="http://schemas.openxmlformats.org/drawingml/2006/wordprocessingDrawing" xmlns:w10="urn:schemas-microsoft-com:office:word" xmlns:w="http://schemas.openxmlformats.org/wordprocessingml/2006/main" xmlns:w14="http://schemas.microsoft.com/office/word/2010/wordml" xmlns:w15="http://schemas.microsoft.com/office/word/2012/wordml" xmlns:w16cid="http://schemas.microsoft.com/office/word/2016/wordml/cid" xmlns:w16se="http://schemas.microsoft.com/office/word/2015/wordml/symex" xmlns:wpg="http://schemas.microsoft.com/office/word/2010/wordprocessingGroup" xmlns:wpi="http://schemas.microsoft.com/office/word/2010/wordprocessingInk" xmlns:wne="http://schemas.microsoft.com/office/word/2006/wordml" xmlns:wps="http://schemas.microsoft.com/office/word/2010/wordprocessingShape" mc:Ignorable="w14 w15 w16se w16cid wp14">
+<w:endnotes xmlns:wpc="http://schemas.microsoft.com/office/word/2010/wordprocessingCanvas" xmlns:cx="http://schemas.microsoft.com/office/drawing/2014/chartex" xmlns:cx1="http://schemas.microsoft.com/office/drawing/2015/9/8/chartex" xmlns:cx2="http://schemas.microsoft.com/office/drawing/2015/10/21/chartex" xmlns:cx3="http://schemas.microsoft.com/office/drawing/2016/5/9/chartex" xmlns:cx4="http://schemas.microsoft.com/office/drawing/2016/5/10/chartex" xmlns:cx5="http://schemas.microsoft.com/office/drawing/2016/5/11/chartex" xmlns:cx6="http://schemas.microsoft.com/office/drawing/2016/5/12/chartex" xmlns:cx7="http://schemas.microsoft.com/office/drawing/2016/5/13/chartex" xmlns:cx8="http://schemas.microsoft.com/office/drawing/2016/5/14/chartex" xmlns:mc="http://schemas.openxmlformats.org/markup-compatibility/2006" xmlns:aink="http://schemas.microsoft.com/office/drawing/2016/ink" xmlns:am3d="http://schemas.microsoft.com/office/drawing/2017/model3d" xmlns:o="urn:schemas-microsoft-com:office:office" xmlns:oel="http://schemas.microsoft.com/office/2019/extlst" xmlns:r="http://schemas.openxmlformats.org/officeDocument/2006/relationships" xmlns:m="http://schemas.openxmlformats.org/officeDocument/2006/math" xmlns:v="urn:schemas-microsoft-com:vml" xmlns:wp14="http://schemas.microsoft.com/office/word/2010/wordprocessingDrawing" xmlns:wp="http://schemas.openxmlformats.org/drawingml/2006/wordprocessingDrawing" xmlns:w10="urn:schemas-microsoft-com:office:word" xmlns:w="http://schemas.openxmlformats.org/wordprocessingml/2006/main" xmlns:w14="http://schemas.microsoft.com/office/word/2010/wordml" xmlns:w15="http://schemas.microsoft.com/office/word/2012/wordml" xmlns:w16cex="http://schemas.microsoft.com/office/word/2018/wordml/cex" xmlns:w16cid="http://schemas.microsoft.com/office/word/2016/wordml/cid" xmlns:w16="http://schemas.microsoft.com/office/word/2018/wordml" xmlns:w16du="http://schemas.microsoft.com/office/word/2023/wordml/word16du" xmlns:w16sdtdh="http://schemas.microsoft.com/office/word/2020/wordml/sdtdatahash" xmlns:w16sdtfl="http://schemas.microsoft.com/office/word/2024/wordml/sdtformatlock" xmlns:w16se="http://schemas.microsoft.com/office/word/2015/wordml/symex" xmlns:wpg="http://schemas.microsoft.com/office/word/2010/wordprocessingGroup" xmlns:wpi="http://schemas.microsoft.com/office/word/2010/wordprocessingInk" xmlns:wne="http://schemas.microsoft.com/office/word/2006/wordml" xmlns:wps="http://schemas.microsoft.com/office/word/2010/wordprocessingShape" mc:Ignorable="w14 w15 w16se w16cid w16 w16cex w16sdtdh w16sdtfl w16du wp14">
   <w:endnote w:type="separator" w:id="-1">
     <w:p>
       <w:pPr>
@@ -658,7 +420,7 @@
 </file>
 
 <file path=word/footnotes.xml><?xml version="1.0" encoding="utf-8"?>
-<w:footnotes xmlns:wpc="http://schemas.microsoft.com/office/word/2010/wordprocessingCanvas" xmlns:cx="http://schemas.microsoft.com/office/drawing/2014/chartex" xmlns:cx1="http://schemas.microsoft.com/office/drawing/2015/9/8/chartex" xmlns:cx2="http://schemas.microsoft.com/office/drawing/2015/10/21/chartex" xmlns:cx3="http://schemas.microsoft.com/office/drawing/2016/5/9/chartex" xmlns:cx4="http://schemas.microsoft.com/office/drawing/2016/5/10/chartex" xmlns:cx5="http://schemas.microsoft.com/office/drawing/2016/5/11/chartex" xmlns:cx6="http://schemas.microsoft.com/office/drawing/2016/5/12/chartex" xmlns:cx7="http://schemas.microsoft.com/office/drawing/2016/5/13/chartex" xmlns:cx8="http://schemas.microsoft.com/office/drawing/2016/5/14/chartex" xmlns:mc="http://schemas.openxmlformats.org/markup-compatibility/2006" xmlns:aink="http://schemas.microsoft.com/office/drawing/2016/ink" xmlns:am3d="http://schemas.microsoft.com/office/drawing/2017/model3d" xmlns:o="urn:schemas-microsoft-com:office:office" xmlns:r="http://schemas.openxmlformats.org/officeDocument/2006/relationships" xmlns:m="http://schemas.openxmlformats.org/officeDocument/2006/math" xmlns:v="urn:schemas-microsoft-com:vml" xmlns:wp14="http://schemas.microsoft.com/office/word/2010/wordprocessingDrawing" xmlns:wp="http://schemas.openxmlformats.org/drawingml/2006/wordprocessingDrawing" xmlns:w10="urn:schemas-microsoft-com:office:word" xmlns:w="http://schemas.openxmlformats.org/wordprocessingml/2006/main" xmlns:w14="http://schemas.microsoft.com/office/word/2010/wordml" xmlns:w15="http://schemas.microsoft.com/office/word/2012/wordml" xmlns:w16cid="http://schemas.microsoft.com/office/word/2016/wordml/cid" xmlns:w16se="http://schemas.microsoft.com/office/word/2015/wordml/symex" xmlns:wpg="http://schemas.microsoft.com/office/word/2010/wordprocessingGroup" xmlns:wpi="http://schemas.microsoft.com/office/word/2010/wordprocessingInk" xmlns:wne="http://schemas.microsoft.com/office/word/2006/wordml" xmlns:wps="http://schemas.microsoft.com/office/word/2010/wordprocessingShape" mc:Ignorable="w14 w15 w16se w16cid wp14">
+<w:footnotes xmlns:wpc="http://schemas.microsoft.com/office/word/2010/wordprocessingCanvas" xmlns:cx="http://schemas.microsoft.com/office/drawing/2014/chartex" xmlns:cx1="http://schemas.microsoft.com/office/drawing/2015/9/8/chartex" xmlns:cx2="http://schemas.microsoft.com/office/drawing/2015/10/21/chartex" xmlns:cx3="http://schemas.microsoft.com/office/drawing/2016/5/9/chartex" xmlns:cx4="http://schemas.microsoft.com/office/drawing/2016/5/10/chartex" xmlns:cx5="http://schemas.microsoft.com/office/drawing/2016/5/11/chartex" xmlns:cx6="http://schemas.microsoft.com/office/drawing/2016/5/12/chartex" xmlns:cx7="http://schemas.microsoft.com/office/drawing/2016/5/13/chartex" xmlns:cx8="http://schemas.microsoft.com/office/drawing/2016/5/14/chartex" xmlns:mc="http://schemas.openxmlformats.org/markup-compatibility/2006" xmlns:aink="http://schemas.microsoft.com/office/drawing/2016/ink" xmlns:am3d="http://schemas.microsoft.com/office/drawing/2017/model3d" xmlns:o="urn:schemas-microsoft-com:office:office" xmlns:oel="http://schemas.microsoft.com/office/2019/extlst" xmlns:r="http://schemas.openxmlformats.org/officeDocument/2006/relationships" xmlns:m="http://schemas.openxmlformats.org/officeDocument/2006/math" xmlns:v="urn:schemas-microsoft-com:vml" xmlns:wp14="http://schemas.microsoft.com/office/word/2010/wordprocessingDrawing" xmlns:wp="http://schemas.openxmlformats.org/drawingml/2006/wordprocessingDrawing" xmlns:w10="urn:schemas-microsoft-com:office:word" xmlns:w="http://schemas.openxmlformats.org/wordprocessingml/2006/main" xmlns:w14="http://schemas.microsoft.com/office/word/2010/wordml" xmlns:w15="http://schemas.microsoft.com/office/word/2012/wordml" xmlns:w16cex="http://schemas.microsoft.com/office/word/2018/wordml/cex" xmlns:w16cid="http://schemas.microsoft.com/office/word/2016/wordml/cid" xmlns:w16="http://schemas.microsoft.com/office/word/2018/wordml" xmlns:w16du="http://schemas.microsoft.com/office/word/2023/wordml/word16du" xmlns:w16sdtdh="http://schemas.microsoft.com/office/word/2020/wordml/sdtdatahash" xmlns:w16sdtfl="http://schemas.microsoft.com/office/word/2024/wordml/sdtformatlock" xmlns:w16se="http://schemas.microsoft.com/office/word/2015/wordml/symex" xmlns:wpg="http://schemas.microsoft.com/office/word/2010/wordprocessingGroup" xmlns:wpi="http://schemas.microsoft.com/office/word/2010/wordprocessingInk" xmlns:wne="http://schemas.microsoft.com/office/word/2006/wordml" xmlns:wps="http://schemas.microsoft.com/office/word/2010/wordprocessingShape" mc:Ignorable="w14 w15 w16se w16cid w16 w16cex w16sdtdh w16sdtfl w16du wp14">
   <w:footnote w:type="separator" w:id="-1">
     <w:p>
       <w:pPr>
@@ -683,8 +445,121 @@
 </file>
 
 <file path=word/numbering.xml><?xml version="1.0" encoding="utf-8"?>
-<w:numbering xmlns:wpc="http://schemas.microsoft.com/office/word/2010/wordprocessingCanvas" xmlns:cx="http://schemas.microsoft.com/office/drawing/2014/chartex" xmlns:cx1="http://schemas.microsoft.com/office/drawing/2015/9/8/chartex" xmlns:cx2="http://schemas.microsoft.com/office/drawing/2015/10/21/chartex" xmlns:cx3="http://schemas.microsoft.com/office/drawing/2016/5/9/chartex" xmlns:cx4="http://schemas.microsoft.com/office/drawing/2016/5/10/chartex" xmlns:cx5="http://schemas.microsoft.com/office/drawing/2016/5/11/chartex" xmlns:cx6="http://schemas.microsoft.com/office/drawing/2016/5/12/chartex" xmlns:cx7="http://schemas.microsoft.com/office/drawing/2016/5/13/chartex" xmlns:cx8="http://schemas.microsoft.com/office/drawing/2016/5/14/chartex" xmlns:mc="http://schemas.openxmlformats.org/markup-compatibility/2006" xmlns:aink="http://schemas.microsoft.com/office/drawing/2016/ink" xmlns:am3d="http://schemas.microsoft.com/office/drawing/2017/model3d" xmlns:o="urn:schemas-microsoft-com:office:office" xmlns:r="http://schemas.openxmlformats.org/officeDocument/2006/relationships" xmlns:m="http://schemas.openxmlformats.org/officeDocument/2006/math" xmlns:v="urn:schemas-microsoft-com:vml" xmlns:wp14="http://schemas.microsoft.com/office/word/2010/wordprocessingDrawing" xmlns:wp="http://schemas.openxmlformats.org/drawingml/2006/wordprocessingDrawing" xmlns:w10="urn:schemas-microsoft-com:office:word" xmlns:w="http://schemas.openxmlformats.org/wordprocessingml/2006/main" xmlns:w14="http://schemas.microsoft.com/office/word/2010/wordml" xmlns:w15="http://schemas.microsoft.com/office/word/2012/wordml" xmlns:w16cid="http://schemas.microsoft.com/office/word/2016/wordml/cid" xmlns:w16se="http://schemas.microsoft.com/office/word/2015/wordml/symex" xmlns:wpg="http://schemas.microsoft.com/office/word/2010/wordprocessingGroup" xmlns:wpi="http://schemas.microsoft.com/office/word/2010/wordprocessingInk" xmlns:wne="http://schemas.microsoft.com/office/word/2006/wordml" xmlns:wps="http://schemas.microsoft.com/office/word/2010/wordprocessingShape" mc:Ignorable="w14 w15 w16se w16cid wp14">
+<w:numbering xmlns:wpc="http://schemas.microsoft.com/office/word/2010/wordprocessingCanvas" xmlns:cx="http://schemas.microsoft.com/office/drawing/2014/chartex" xmlns:cx1="http://schemas.microsoft.com/office/drawing/2015/9/8/chartex" xmlns:cx2="http://schemas.microsoft.com/office/drawing/2015/10/21/chartex" xmlns:cx3="http://schemas.microsoft.com/office/drawing/2016/5/9/chartex" xmlns:cx4="http://schemas.microsoft.com/office/drawing/2016/5/10/chartex" xmlns:cx5="http://schemas.microsoft.com/office/drawing/2016/5/11/chartex" xmlns:cx6="http://schemas.microsoft.com/office/drawing/2016/5/12/chartex" xmlns:cx7="http://schemas.microsoft.com/office/drawing/2016/5/13/chartex" xmlns:cx8="http://schemas.microsoft.com/office/drawing/2016/5/14/chartex" xmlns:mc="http://schemas.openxmlformats.org/markup-compatibility/2006" xmlns:aink="http://schemas.microsoft.com/office/drawing/2016/ink" xmlns:am3d="http://schemas.microsoft.com/office/drawing/2017/model3d" xmlns:o="urn:schemas-microsoft-com:office:office" xmlns:oel="http://schemas.microsoft.com/office/2019/extlst" xmlns:r="http://schemas.openxmlformats.org/officeDocument/2006/relationships" xmlns:m="http://schemas.openxmlformats.org/officeDocument/2006/math" xmlns:v="urn:schemas-microsoft-com:vml" xmlns:wp14="http://schemas.microsoft.com/office/word/2010/wordprocessingDrawing" xmlns:wp="http://schemas.openxmlformats.org/drawingml/2006/wordprocessingDrawing" xmlns:w10="urn:schemas-microsoft-com:office:word" xmlns:w="http://schemas.openxmlformats.org/wordprocessingml/2006/main" xmlns:w14="http://schemas.microsoft.com/office/word/2010/wordml" xmlns:w15="http://schemas.microsoft.com/office/word/2012/wordml" xmlns:w16cex="http://schemas.microsoft.com/office/word/2018/wordml/cex" xmlns:w16cid="http://schemas.microsoft.com/office/word/2016/wordml/cid" xmlns:w16="http://schemas.microsoft.com/office/word/2018/wordml" xmlns:w16du="http://schemas.microsoft.com/office/word/2023/wordml/word16du" xmlns:w16sdtdh="http://schemas.microsoft.com/office/word/2020/wordml/sdtdatahash" xmlns:w16sdtfl="http://schemas.microsoft.com/office/word/2024/wordml/sdtformatlock" xmlns:w16se="http://schemas.microsoft.com/office/word/2015/wordml/symex" xmlns:wpg="http://schemas.microsoft.com/office/word/2010/wordprocessingGroup" xmlns:wpi="http://schemas.microsoft.com/office/word/2010/wordprocessingInk" xmlns:wne="http://schemas.microsoft.com/office/word/2006/wordml" xmlns:wps="http://schemas.microsoft.com/office/word/2010/wordprocessingShape" mc:Ignorable="w14 w15 w16se w16cid w16 w16cex w16sdtdh w16sdtfl w16du wp14">
   <w:abstractNum w:abstractNumId="0" w15:restartNumberingAfterBreak="0">
+    <w:nsid w:val="0535696C"/>
+    <w:multiLevelType w:val="hybridMultilevel"/>
+    <w:tmpl w:val="4014CC32"/>
+    <w:lvl w:ilvl="0" w:tplc="04090001">
+      <w:start w:val="1"/>
+      <w:numFmt w:val="bullet"/>
+      <w:lvlText w:val=""/>
+      <w:lvlJc w:val="left"/>
+      <w:pPr>
+        <w:ind w:left="720" w:hanging="360"/>
+      </w:pPr>
+      <w:rPr>
+        <w:rFonts w:ascii="Symbol" w:hAnsi="Symbol" w:hint="default"/>
+      </w:rPr>
+    </w:lvl>
+    <w:lvl w:ilvl="1" w:tplc="04090003" w:tentative="1">
+      <w:start w:val="1"/>
+      <w:numFmt w:val="bullet"/>
+      <w:lvlText w:val="o"/>
+      <w:lvlJc w:val="left"/>
+      <w:pPr>
+        <w:ind w:left="1440" w:hanging="360"/>
+      </w:pPr>
+      <w:rPr>
+        <w:rFonts w:ascii="Courier New" w:hAnsi="Courier New" w:cs="Courier New" w:hint="default"/>
+      </w:rPr>
+    </w:lvl>
+    <w:lvl w:ilvl="2" w:tplc="04090005" w:tentative="1">
+      <w:start w:val="1"/>
+      <w:numFmt w:val="bullet"/>
+      <w:lvlText w:val=""/>
+      <w:lvlJc w:val="left"/>
+      <w:pPr>
+        <w:ind w:left="2160" w:hanging="360"/>
+      </w:pPr>
+      <w:rPr>
+        <w:rFonts w:ascii="Wingdings" w:hAnsi="Wingdings" w:hint="default"/>
+      </w:rPr>
+    </w:lvl>
+    <w:lvl w:ilvl="3" w:tplc="04090001" w:tentative="1">
+      <w:start w:val="1"/>
+      <w:numFmt w:val="bullet"/>
+      <w:lvlText w:val=""/>
+      <w:lvlJc w:val="left"/>
+      <w:pPr>
+        <w:ind w:left="2880" w:hanging="360"/>
+      </w:pPr>
+      <w:rPr>
+        <w:rFonts w:ascii="Symbol" w:hAnsi="Symbol" w:hint="default"/>
+      </w:rPr>
+    </w:lvl>
+    <w:lvl w:ilvl="4" w:tplc="04090003" w:tentative="1">
+      <w:start w:val="1"/>
+      <w:numFmt w:val="bullet"/>
+      <w:lvlText w:val="o"/>
+      <w:lvlJc w:val="left"/>
+      <w:pPr>
+        <w:ind w:left="3600" w:hanging="360"/>
+      </w:pPr>
+      <w:rPr>
+        <w:rFonts w:ascii="Courier New" w:hAnsi="Courier New" w:cs="Courier New" w:hint="default"/>
+      </w:rPr>
+    </w:lvl>
+    <w:lvl w:ilvl="5" w:tplc="04090005" w:tentative="1">
+      <w:start w:val="1"/>
+      <w:numFmt w:val="bullet"/>
+      <w:lvlText w:val=""/>
+      <w:lvlJc w:val="left"/>
+      <w:pPr>
+        <w:ind w:left="4320" w:hanging="360"/>
+      </w:pPr>
+      <w:rPr>
+        <w:rFonts w:ascii="Wingdings" w:hAnsi="Wingdings" w:hint="default"/>
+      </w:rPr>
+    </w:lvl>
+    <w:lvl w:ilvl="6" w:tplc="04090001" w:tentative="1">
+      <w:start w:val="1"/>
+      <w:numFmt w:val="bullet"/>
+      <w:lvlText w:val=""/>
+      <w:lvlJc w:val="left"/>
+      <w:pPr>
+        <w:ind w:left="5040" w:hanging="360"/>
+      </w:pPr>
+      <w:rPr>
+        <w:rFonts w:ascii="Symbol" w:hAnsi="Symbol" w:hint="default"/>
+      </w:rPr>
+    </w:lvl>
+    <w:lvl w:ilvl="7" w:tplc="04090003" w:tentative="1">
+      <w:start w:val="1"/>
+      <w:numFmt w:val="bullet"/>
+      <w:lvlText w:val="o"/>
+      <w:lvlJc w:val="left"/>
+      <w:pPr>
+        <w:ind w:left="5760" w:hanging="360"/>
+      </w:pPr>
+      <w:rPr>
+        <w:rFonts w:ascii="Courier New" w:hAnsi="Courier New" w:cs="Courier New" w:hint="default"/>
+      </w:rPr>
+    </w:lvl>
+    <w:lvl w:ilvl="8" w:tplc="04090005" w:tentative="1">
+      <w:start w:val="1"/>
+      <w:numFmt w:val="bullet"/>
+      <w:lvlText w:val=""/>
+      <w:lvlJc w:val="left"/>
+      <w:pPr>
+        <w:ind w:left="6480" w:hanging="360"/>
+      </w:pPr>
+      <w:rPr>
+        <w:rFonts w:ascii="Wingdings" w:hAnsi="Wingdings" w:hint="default"/>
+      </w:rPr>
+    </w:lvl>
+  </w:abstractNum>
+  <w:abstractNum w:abstractNumId="1" w15:restartNumberingAfterBreak="0">
     <w:nsid w:val="09425DE4"/>
     <w:multiLevelType w:val="multilevel"/>
     <w:tmpl w:val="5F36F344"/>
@@ -829,7 +704,7 @@
       </w:rPr>
     </w:lvl>
   </w:abstractNum>
-  <w:abstractNum w:abstractNumId="1" w15:restartNumberingAfterBreak="0">
+  <w:abstractNum w:abstractNumId="2" w15:restartNumberingAfterBreak="0">
     <w:nsid w:val="13F848C7"/>
     <w:multiLevelType w:val="hybridMultilevel"/>
     <w:tmpl w:val="36AA75D2"/>
@@ -918,7 +793,7 @@
       </w:pPr>
     </w:lvl>
   </w:abstractNum>
-  <w:abstractNum w:abstractNumId="2" w15:restartNumberingAfterBreak="0">
+  <w:abstractNum w:abstractNumId="3" w15:restartNumberingAfterBreak="0">
     <w:nsid w:val="17FE0E4E"/>
     <w:multiLevelType w:val="multilevel"/>
     <w:tmpl w:val="0F0A3738"/>
@@ -1063,7 +938,7 @@
       </w:rPr>
     </w:lvl>
   </w:abstractNum>
-  <w:abstractNum w:abstractNumId="3" w15:restartNumberingAfterBreak="0">
+  <w:abstractNum w:abstractNumId="4" w15:restartNumberingAfterBreak="0">
     <w:nsid w:val="272327B4"/>
     <w:multiLevelType w:val="multilevel"/>
     <w:tmpl w:val="98E87D34"/>
@@ -1185,7 +1060,7 @@
       </w:pPr>
     </w:lvl>
   </w:abstractNum>
-  <w:abstractNum w:abstractNumId="4" w15:restartNumberingAfterBreak="0">
+  <w:abstractNum w:abstractNumId="5" w15:restartNumberingAfterBreak="0">
     <w:nsid w:val="3FFE3326"/>
     <w:multiLevelType w:val="hybridMultilevel"/>
     <w:tmpl w:val="36AA75D2"/>
@@ -1274,7 +1149,7 @@
       </w:pPr>
     </w:lvl>
   </w:abstractNum>
-  <w:abstractNum w:abstractNumId="5" w15:restartNumberingAfterBreak="0">
+  <w:abstractNum w:abstractNumId="6" w15:restartNumberingAfterBreak="0">
     <w:nsid w:val="499D4C36"/>
     <w:multiLevelType w:val="multilevel"/>
     <w:tmpl w:val="CD502C96"/>
@@ -1419,7 +1294,7 @@
       </w:rPr>
     </w:lvl>
   </w:abstractNum>
-  <w:abstractNum w:abstractNumId="6" w15:restartNumberingAfterBreak="0">
+  <w:abstractNum w:abstractNumId="7" w15:restartNumberingAfterBreak="0">
     <w:nsid w:val="542561DD"/>
     <w:multiLevelType w:val="multilevel"/>
     <w:tmpl w:val="31669F40"/>
@@ -1564,7 +1439,7 @@
       </w:rPr>
     </w:lvl>
   </w:abstractNum>
-  <w:abstractNum w:abstractNumId="7" w15:restartNumberingAfterBreak="0">
+  <w:abstractNum w:abstractNumId="8" w15:restartNumberingAfterBreak="0">
     <w:nsid w:val="59CF2E90"/>
     <w:multiLevelType w:val="hybridMultilevel"/>
     <w:tmpl w:val="36AA75D2"/>
@@ -1653,7 +1528,7 @@
       </w:pPr>
     </w:lvl>
   </w:abstractNum>
-  <w:abstractNum w:abstractNumId="8" w15:restartNumberingAfterBreak="0">
+  <w:abstractNum w:abstractNumId="9" w15:restartNumberingAfterBreak="0">
     <w:nsid w:val="61F25434"/>
     <w:multiLevelType w:val="multilevel"/>
     <w:tmpl w:val="452AA838"/>
@@ -1798,7 +1673,7 @@
       </w:rPr>
     </w:lvl>
   </w:abstractNum>
-  <w:abstractNum w:abstractNumId="9" w15:restartNumberingAfterBreak="0">
+  <w:abstractNum w:abstractNumId="10" w15:restartNumberingAfterBreak="0">
     <w:nsid w:val="666457E7"/>
     <w:multiLevelType w:val="multilevel"/>
     <w:tmpl w:val="FF76DDEC"/>
@@ -1943,41 +1818,44 @@
       </w:rPr>
     </w:lvl>
   </w:abstractNum>
-  <w:num w:numId="1">
-    <w:abstractNumId w:val="0"/>
+  <w:num w:numId="1" w16cid:durableId="1158576454">
+    <w:abstractNumId w:val="1"/>
   </w:num>
-  <w:num w:numId="2">
+  <w:num w:numId="2" w16cid:durableId="1659267135">
+    <w:abstractNumId w:val="3"/>
+  </w:num>
+  <w:num w:numId="3" w16cid:durableId="1234662527">
+    <w:abstractNumId w:val="7"/>
+  </w:num>
+  <w:num w:numId="4" w16cid:durableId="1960598336">
+    <w:abstractNumId w:val="10"/>
+  </w:num>
+  <w:num w:numId="5" w16cid:durableId="1280527634">
+    <w:abstractNumId w:val="4"/>
+  </w:num>
+  <w:num w:numId="6" w16cid:durableId="1080761661">
+    <w:abstractNumId w:val="6"/>
+  </w:num>
+  <w:num w:numId="7" w16cid:durableId="1476989660">
+    <w:abstractNumId w:val="9"/>
+  </w:num>
+  <w:num w:numId="8" w16cid:durableId="2016957735">
     <w:abstractNumId w:val="2"/>
   </w:num>
-  <w:num w:numId="3">
-    <w:abstractNumId w:val="6"/>
-  </w:num>
-  <w:num w:numId="4">
-    <w:abstractNumId w:val="9"/>
-  </w:num>
-  <w:num w:numId="5">
-    <w:abstractNumId w:val="3"/>
-  </w:num>
-  <w:num w:numId="6">
+  <w:num w:numId="9" w16cid:durableId="418016298">
     <w:abstractNumId w:val="5"/>
   </w:num>
-  <w:num w:numId="7">
+  <w:num w:numId="10" w16cid:durableId="1016733273">
     <w:abstractNumId w:val="8"/>
   </w:num>
-  <w:num w:numId="8">
-    <w:abstractNumId w:val="1"/>
-  </w:num>
-  <w:num w:numId="9">
-    <w:abstractNumId w:val="4"/>
-  </w:num>
-  <w:num w:numId="10">
-    <w:abstractNumId w:val="7"/>
+  <w:num w:numId="11" w16cid:durableId="914390811">
+    <w:abstractNumId w:val="0"/>
   </w:num>
 </w:numbering>
 </file>
 
 <file path=word/styles.xml><?xml version="1.0" encoding="utf-8"?>
-<w:styles xmlns:mc="http://schemas.openxmlformats.org/markup-compatibility/2006" xmlns:r="http://schemas.openxmlformats.org/officeDocument/2006/relationships" xmlns:w="http://schemas.openxmlformats.org/wordprocessingml/2006/main" xmlns:w14="http://schemas.microsoft.com/office/word/2010/wordml" xmlns:w15="http://schemas.microsoft.com/office/word/2012/wordml" xmlns:w16cid="http://schemas.microsoft.com/office/word/2016/wordml/cid" xmlns:w16se="http://schemas.microsoft.com/office/word/2015/wordml/symex" mc:Ignorable="w14 w15 w16se w16cid">
+<w:styles xmlns:mc="http://schemas.openxmlformats.org/markup-compatibility/2006" xmlns:r="http://schemas.openxmlformats.org/officeDocument/2006/relationships" xmlns:w="http://schemas.openxmlformats.org/wordprocessingml/2006/main" xmlns:w14="http://schemas.microsoft.com/office/word/2010/wordml" xmlns:w15="http://schemas.microsoft.com/office/word/2012/wordml" xmlns:w16cex="http://schemas.microsoft.com/office/word/2018/wordml/cex" xmlns:w16cid="http://schemas.microsoft.com/office/word/2016/wordml/cid" xmlns:w16="http://schemas.microsoft.com/office/word/2018/wordml" xmlns:w16du="http://schemas.microsoft.com/office/word/2023/wordml/word16du" xmlns:w16sdtdh="http://schemas.microsoft.com/office/word/2020/wordml/sdtdatahash" xmlns:w16sdtfl="http://schemas.microsoft.com/office/word/2024/wordml/sdtformatlock" xmlns:w16se="http://schemas.microsoft.com/office/word/2015/wordml/symex" mc:Ignorable="w14 w15 w16se w16cid w16 w16cex w16sdtdh w16sdtfl w16du">
   <w:docDefaults>
     <w:rPrDefault>
       <w:rPr>
@@ -1992,7 +1870,7 @@
       </w:pPr>
     </w:pPrDefault>
   </w:docDefaults>
-  <w:latentStyles w:defLockedState="0" w:defUIPriority="99" w:defSemiHidden="0" w:defUnhideWhenUsed="0" w:defQFormat="0" w:count="375">
+  <w:latentStyles w:defLockedState="0" w:defUIPriority="99" w:defSemiHidden="0" w:defUnhideWhenUsed="0" w:defQFormat="0" w:count="376">
     <w:lsdException w:name="Normal" w:uiPriority="0" w:qFormat="1"/>
     <w:lsdException w:name="heading 1" w:uiPriority="9" w:qFormat="1"/>
     <w:lsdException w:name="heading 2" w:semiHidden="1" w:uiPriority="9" w:unhideWhenUsed="1" w:qFormat="1"/>
@@ -2368,6 +2246,7 @@
     <w:lsdException w:name="Smart Hyperlink" w:semiHidden="1" w:unhideWhenUsed="1"/>
     <w:lsdException w:name="Hashtag" w:semiHidden="1" w:unhideWhenUsed="1"/>
     <w:lsdException w:name="Unresolved Mention" w:semiHidden="1" w:unhideWhenUsed="1"/>
+    <w:lsdException w:name="Smart Link" w:semiHidden="1" w:unhideWhenUsed="1"/>
   </w:latentStyles>
   <w:style w:type="paragraph" w:default="1" w:styleId="Normal">
     <w:name w:val="Normal"/>
@@ -2584,7 +2463,6 @@
   <w:style w:type="character" w:default="1" w:styleId="DefaultParagraphFont">
     <w:name w:val="Default Paragraph Font"/>
     <w:uiPriority w:val="1"/>
-    <w:semiHidden/>
     <w:unhideWhenUsed/>
   </w:style>
   <w:style w:type="table" w:default="1" w:styleId="TableNormal">
@@ -3268,6 +3146,29 @@
         <w:insideV w:val="single" w:sz="4" w:space="0" w:color="auto"/>
       </w:tblBorders>
     </w:tblPr>
+  </w:style>
+  <w:style w:type="character" w:styleId="Hyperlink">
+    <w:name w:val="Hyperlink"/>
+    <w:basedOn w:val="DefaultParagraphFont"/>
+    <w:uiPriority w:val="99"/>
+    <w:unhideWhenUsed/>
+    <w:rsid w:val="00DC493E"/>
+    <w:rPr>
+      <w:color w:val="F49100" w:themeColor="hyperlink"/>
+      <w:u w:val="single"/>
+    </w:rPr>
+  </w:style>
+  <w:style w:type="character" w:styleId="UnresolvedMention">
+    <w:name w:val="Unresolved Mention"/>
+    <w:basedOn w:val="DefaultParagraphFont"/>
+    <w:uiPriority w:val="99"/>
+    <w:semiHidden/>
+    <w:unhideWhenUsed/>
+    <w:rsid w:val="00DC493E"/>
+    <w:rPr>
+      <w:color w:val="605E5C"/>
+      <w:shd w:val="clear" w:color="auto" w:fill="E1DFDD"/>
+    </w:rPr>
   </w:style>
 </w:styles>
 </file>

--- a/docassemble/ImmigrationCourtEnteringRepresentation/data/templates/form_eoir28_omb11250006_next_steps.docx
+++ b/docassemble/ImmigrationCourtEnteringRepresentation/data/templates/form_eoir28_omb11250006_next_steps.docx
@@ -473,7 +473,7 @@
       <w:rFonts w:asciiTheme="majorHAnsi" w:eastAsiaTheme="majorEastAsia" w:hAnsiTheme="majorHAnsi" w:cstheme="majorBidi"/>
       <w:b/>
       <w:bCs/>
-      <w:color w:val="365F91" w:themeColor="accent1" w:themeShade="BF"/>
+      <w:color w:val="17406D"/>
       <w:sz w:val="28"/>
       <w:szCs w:val="28"/>
     </w:rPr>
@@ -497,7 +497,7 @@
       <w:rFonts w:asciiTheme="majorHAnsi" w:eastAsiaTheme="majorEastAsia" w:hAnsiTheme="majorHAnsi" w:cstheme="majorBidi"/>
       <w:b/>
       <w:bCs/>
-      <w:color w:val="4F81BD" w:themeColor="accent1"/>
+      <w:color w:val="17406D"/>
       <w:sz w:val="26"/>
       <w:szCs w:val="26"/>
     </w:rPr>
@@ -521,7 +521,7 @@
       <w:rFonts w:asciiTheme="majorHAnsi" w:eastAsiaTheme="majorEastAsia" w:hAnsiTheme="majorHAnsi" w:cstheme="majorBidi"/>
       <w:b/>
       <w:bCs/>
-      <w:color w:val="4F81BD" w:themeColor="accent1"/>
+      <w:color w:val="17406D"/>
     </w:rPr>
   </w:style>
   <w:style w:type="paragraph" w:styleId="Heading4">
@@ -546,7 +546,7 @@
       <w:bCs/>
       <w:i/>
       <w:iCs/>
-      <w:color w:val="4F81BD" w:themeColor="accent1"/>
+      <w:color w:val="17406D"/>
     </w:rPr>
   </w:style>
   <w:style w:type="paragraph" w:styleId="Heading5">
@@ -757,13 +757,20 @@
       </w:pBdr>
       <w:spacing w:after="300" w:line="240" w:lineRule="auto"/>
       <w:contextualSpacing/>
+      <w:jc w:val="center"/>
+      <w:shd w:val="clear" w:color="auto" w:fill="17406D"/>
+      <w:pBdr>
+        <w:top w:val="single" w:sz="48" w:space="1" w:color="17406D"/>
+        <w:bottom w:val="single" w:sz="48" w:space="1" w:color="17406D"/>
+      </w:pBdr>
     </w:pPr>
     <w:rPr>
       <w:rFonts w:asciiTheme="majorHAnsi" w:eastAsiaTheme="majorEastAsia" w:hAnsiTheme="majorHAnsi" w:cstheme="majorBidi"/>
-      <w:color w:val="17365D" w:themeColor="text2" w:themeShade="BF"/>
+      <w:b/>
+      <w:color w:val="FFFFFF"/>
       <w:spacing w:val="5"/>
       <w:kern w:val="28"/>
-      <w:sz w:val="52"/>
+      <w:sz w:val="36"/>
       <w:szCs w:val="52"/>
     </w:rPr>
   </w:style>
